--- a/铁路线路智能综合检测机器人/技术文档章节拆分_20260417_0116/铁路线路智能综合检测机器人_技术文档_V3.0_第09章_智能养护决策系统_20260417_0116.docx
+++ b/铁路线路智能综合检测机器人/技术文档章节拆分_20260417_0116/铁路线路智能综合检测机器人_技术文档_V3.0_第09章_智能养护决策系统_20260417_0116.docx
@@ -36,7 +36,7 @@
         <w:rPr>
           <w:sz w:val="21"/>
         </w:rPr>
-        <w:t>系统以 AI 为驱动，基于大数据分析结果，自动生成科学养护决策：</w:t>
+        <w:t>本系统以 AI 为驱动，基于大数据平台的分析结果，构建从检测到养护的完整闭环：</w:t>
       </w:r>
     </w:p>
     <w:p>
@@ -70,6 +70,405 @@
       </w:pPr>
       <w:r>
         <w:rPr>
+          <w:sz w:val="21"/>
+        </w:rPr>
+        <w:t>**决策链路说明：**</w:t>
+      </w:r>
+    </w:p>
+    <w:tbl>
+      <w:tblPr>
+        <w:tblStyle w:val="TableGrid"/>
+        <w:tblW w:type="auto" w:w="0"/>
+        <w:tblLook w:firstColumn="1" w:firstRow="1" w:lastColumn="0" w:lastRow="0" w:noHBand="0" w:noVBand="1" w:val="04A0"/>
+      </w:tblPr>
+      <w:tblGrid>
+        <w:gridCol w:w="2196"/>
+        <w:gridCol w:w="2196"/>
+        <w:gridCol w:w="2196"/>
+        <w:gridCol w:w="2196"/>
+      </w:tblGrid>
+      <w:tr>
+        <w:tc>
+          <w:tcPr>
+            <w:tcW w:type="dxa" w:w="2196"/>
+          </w:tcPr>
+          <w:p>
+            <w:r>
+              <w:rPr>
+                <w:sz w:val="20"/>
+              </w:rPr>
+              <w:t>阶段</w:t>
+            </w:r>
+          </w:p>
+        </w:tc>
+        <w:tc>
+          <w:tcPr>
+            <w:tcW w:type="dxa" w:w="2196"/>
+          </w:tcPr>
+          <w:p>
+            <w:r>
+              <w:rPr>
+                <w:sz w:val="20"/>
+              </w:rPr>
+              <w:t>输入</w:t>
+            </w:r>
+          </w:p>
+        </w:tc>
+        <w:tc>
+          <w:tcPr>
+            <w:tcW w:type="dxa" w:w="2196"/>
+          </w:tcPr>
+          <w:p>
+            <w:r>
+              <w:rPr>
+                <w:sz w:val="20"/>
+              </w:rPr>
+              <w:t>处理</w:t>
+            </w:r>
+          </w:p>
+        </w:tc>
+        <w:tc>
+          <w:tcPr>
+            <w:tcW w:type="dxa" w:w="2196"/>
+          </w:tcPr>
+          <w:p>
+            <w:r>
+              <w:rPr>
+                <w:sz w:val="20"/>
+              </w:rPr>
+              <w:t>输出</w:t>
+            </w:r>
+          </w:p>
+        </w:tc>
+      </w:tr>
+      <w:tr>
+        <w:tc>
+          <w:tcPr>
+            <w:tcW w:type="dxa" w:w="2196"/>
+          </w:tcPr>
+          <w:p>
+            <w:r>
+              <w:rPr>
+                <w:sz w:val="20"/>
+              </w:rPr>
+              <w:t>检测采集</w:t>
+            </w:r>
+          </w:p>
+        </w:tc>
+        <w:tc>
+          <w:tcPr>
+            <w:tcW w:type="dxa" w:w="2196"/>
+          </w:tcPr>
+          <w:p>
+            <w:r>
+              <w:rPr>
+                <w:sz w:val="20"/>
+              </w:rPr>
+              <w:t>原始图像/点云/姿态</w:t>
+            </w:r>
+          </w:p>
+        </w:tc>
+        <w:tc>
+          <w:tcPr>
+            <w:tcW w:type="dxa" w:w="2196"/>
+          </w:tcPr>
+          <w:p>
+            <w:r>
+              <w:rPr>
+                <w:sz w:val="20"/>
+              </w:rPr>
+              <w:t>AI 边缘推理</w:t>
+            </w:r>
+          </w:p>
+        </w:tc>
+        <w:tc>
+          <w:tcPr>
+            <w:tcW w:type="dxa" w:w="2196"/>
+          </w:tcPr>
+          <w:p>
+            <w:r>
+              <w:rPr>
+                <w:sz w:val="20"/>
+              </w:rPr>
+              <w:t>缺陷判定结果</w:t>
+            </w:r>
+          </w:p>
+        </w:tc>
+      </w:tr>
+      <w:tr>
+        <w:tc>
+          <w:tcPr>
+            <w:tcW w:type="dxa" w:w="2196"/>
+          </w:tcPr>
+          <w:p>
+            <w:r>
+              <w:rPr>
+                <w:sz w:val="20"/>
+              </w:rPr>
+              <w:t>大数据分析</w:t>
+            </w:r>
+          </w:p>
+        </w:tc>
+        <w:tc>
+          <w:tcPr>
+            <w:tcW w:type="dxa" w:w="2196"/>
+          </w:tcPr>
+          <w:p>
+            <w:r>
+              <w:rPr>
+                <w:sz w:val="20"/>
+              </w:rPr>
+              <w:t>历史+当前缺陷数据</w:t>
+            </w:r>
+          </w:p>
+        </w:tc>
+        <w:tc>
+          <w:tcPr>
+            <w:tcW w:type="dxa" w:w="2196"/>
+          </w:tcPr>
+          <w:p>
+            <w:r>
+              <w:rPr>
+                <w:sz w:val="20"/>
+              </w:rPr>
+              <w:t>健康评分/趋势分析</w:t>
+            </w:r>
+          </w:p>
+        </w:tc>
+        <w:tc>
+          <w:tcPr>
+            <w:tcW w:type="dxa" w:w="2196"/>
+          </w:tcPr>
+          <w:p>
+            <w:r>
+              <w:rPr>
+                <w:sz w:val="20"/>
+              </w:rPr>
+              <w:t>健康评估报告</w:t>
+            </w:r>
+          </w:p>
+        </w:tc>
+      </w:tr>
+      <w:tr>
+        <w:tc>
+          <w:tcPr>
+            <w:tcW w:type="dxa" w:w="2196"/>
+          </w:tcPr>
+          <w:p>
+            <w:r>
+              <w:rPr>
+                <w:sz w:val="20"/>
+              </w:rPr>
+              <w:t>优先级排序</w:t>
+            </w:r>
+          </w:p>
+        </w:tc>
+        <w:tc>
+          <w:tcPr>
+            <w:tcW w:type="dxa" w:w="2196"/>
+          </w:tcPr>
+          <w:p>
+            <w:r>
+              <w:rPr>
+                <w:sz w:val="20"/>
+              </w:rPr>
+              <w:t>健康评分+趋势+病害等级</w:t>
+            </w:r>
+          </w:p>
+        </w:tc>
+        <w:tc>
+          <w:tcPr>
+            <w:tcW w:type="dxa" w:w="2196"/>
+          </w:tcPr>
+          <w:p>
+            <w:r>
+              <w:rPr>
+                <w:sz w:val="20"/>
+              </w:rPr>
+              <w:t>多因子加权算法</w:t>
+            </w:r>
+          </w:p>
+        </w:tc>
+        <w:tc>
+          <w:tcPr>
+            <w:tcW w:type="dxa" w:w="2196"/>
+          </w:tcPr>
+          <w:p>
+            <w:r>
+              <w:rPr>
+                <w:sz w:val="20"/>
+              </w:rPr>
+              <w:t>优先级养护清单</w:t>
+            </w:r>
+          </w:p>
+        </w:tc>
+      </w:tr>
+      <w:tr>
+        <w:tc>
+          <w:tcPr>
+            <w:tcW w:type="dxa" w:w="2196"/>
+          </w:tcPr>
+          <w:p>
+            <w:r>
+              <w:rPr>
+                <w:sz w:val="20"/>
+              </w:rPr>
+              <w:t>计划生成</w:t>
+            </w:r>
+          </w:p>
+        </w:tc>
+        <w:tc>
+          <w:tcPr>
+            <w:tcW w:type="dxa" w:w="2196"/>
+          </w:tcPr>
+          <w:p>
+            <w:r>
+              <w:rPr>
+                <w:sz w:val="20"/>
+              </w:rPr>
+              <w:t>优先级清单+工时估算</w:t>
+            </w:r>
+          </w:p>
+        </w:tc>
+        <w:tc>
+          <w:tcPr>
+            <w:tcW w:type="dxa" w:w="2196"/>
+          </w:tcPr>
+          <w:p>
+            <w:r>
+              <w:rPr>
+                <w:sz w:val="20"/>
+              </w:rPr>
+              <w:t>AI 决策模型</w:t>
+            </w:r>
+          </w:p>
+        </w:tc>
+        <w:tc>
+          <w:tcPr>
+            <w:tcW w:type="dxa" w:w="2196"/>
+          </w:tcPr>
+          <w:p>
+            <w:r>
+              <w:rPr>
+                <w:sz w:val="20"/>
+              </w:rPr>
+              <w:t>本周养护计划</w:t>
+            </w:r>
+          </w:p>
+        </w:tc>
+      </w:tr>
+      <w:tr>
+        <w:tc>
+          <w:tcPr>
+            <w:tcW w:type="dxa" w:w="2196"/>
+          </w:tcPr>
+          <w:p>
+            <w:r>
+              <w:rPr>
+                <w:sz w:val="20"/>
+              </w:rPr>
+              <w:t>效果验证</w:t>
+            </w:r>
+          </w:p>
+        </w:tc>
+        <w:tc>
+          <w:tcPr>
+            <w:tcW w:type="dxa" w:w="2196"/>
+          </w:tcPr>
+          <w:p>
+            <w:r>
+              <w:rPr>
+                <w:sz w:val="20"/>
+              </w:rPr>
+              <w:t>养护后二次检测数据</w:t>
+            </w:r>
+          </w:p>
+        </w:tc>
+        <w:tc>
+          <w:tcPr>
+            <w:tcW w:type="dxa" w:w="2196"/>
+          </w:tcPr>
+          <w:p>
+            <w:r>
+              <w:rPr>
+                <w:sz w:val="20"/>
+              </w:rPr>
+              <w:t>对比分析</w:t>
+            </w:r>
+          </w:p>
+        </w:tc>
+        <w:tc>
+          <w:tcPr>
+            <w:tcW w:type="dxa" w:w="2196"/>
+          </w:tcPr>
+          <w:p>
+            <w:r>
+              <w:rPr>
+                <w:sz w:val="20"/>
+              </w:rPr>
+              <w:t>效果评分</w:t>
+            </w:r>
+          </w:p>
+        </w:tc>
+      </w:tr>
+    </w:tbl>
+    <w:p/>
+    <w:p>
+      <w:pPr>
+        <w:spacing w:after="60"/>
+      </w:pPr>
+      <w:r>
+        <w:rPr>
+          <w:sz w:val="21"/>
+        </w:rPr>
+        <w:t>**AI决策的三大核心能力：**</w:t>
+      </w:r>
+    </w:p>
+    <w:p>
+      <w:pPr>
+        <w:pStyle w:val="ListBullet"/>
+        <w:spacing w:after="40"/>
+        <w:ind w:left="432"/>
+      </w:pPr>
+      <w:r>
+        <w:rPr>
+          <w:sz w:val="21"/>
+        </w:rPr>
+        <w:t>**数据驱动**：决策完全基于历史积累的检测数据，而非人工经验</w:t>
+      </w:r>
+    </w:p>
+    <w:p>
+      <w:pPr>
+        <w:pStyle w:val="ListBullet"/>
+        <w:spacing w:after="40"/>
+        <w:ind w:left="432"/>
+      </w:pPr>
+      <w:r>
+        <w:rPr>
+          <w:sz w:val="21"/>
+        </w:rPr>
+        <w:t>**量化优先**：每项建议均有量化依据（评分/趋势/工时），拒绝模糊表述</w:t>
+      </w:r>
+    </w:p>
+    <w:p>
+      <w:pPr>
+        <w:pStyle w:val="ListBullet"/>
+        <w:spacing w:after="40"/>
+        <w:ind w:left="432"/>
+      </w:pPr>
+      <w:r>
+        <w:rPr>
+          <w:sz w:val="21"/>
+        </w:rPr>
+        <w:t>**全链透明**：用户始终可知"为什么建议修这里"</w:t>
+      </w:r>
+    </w:p>
+    <w:p>
+      <w:pPr>
+        <w:spacing w:after="60"/>
+      </w:pPr>
+      <w:r>
+        <w:rPr>
           <w:b/>
           <w:color w:val="1F497D"/>
           <w:sz w:val="26"/>
@@ -85,7 +484,162 @@
         <w:rPr>
           <w:sz w:val="21"/>
         </w:rPr>
-        <w:t>**基础优先级规则：**</w:t>
+        <w:t>系统采用多因子加权综合算法，对全线所有区段进行养护优先级排序：</w:t>
+      </w:r>
+    </w:p>
+    <w:p>
+      <w:pPr>
+        <w:spacing w:after="60"/>
+      </w:pPr>
+      <w:r>
+        <w:rPr>
+          <w:sz w:val="21"/>
+        </w:rPr>
+        <w:t>**算法公式：**</w:t>
+      </w:r>
+    </w:p>
+    <w:p>
+      <w:pPr>
+        <w:spacing w:after="60"/>
+      </w:pPr>
+      <w:r>
+        <w:rPr>
+          <w:sz w:val="21"/>
+        </w:rPr>
+        <w:t>$$</w:t>
+      </w:r>
+    </w:p>
+    <w:p>
+      <w:pPr>
+        <w:spacing w:after="60"/>
+      </w:pPr>
+      <w:r>
+        <w:rPr>
+          <w:sz w:val="21"/>
+        </w:rPr>
+        <w:t>P = \alpha \times G + \beta \times T + \gamma \times L + \delta \times E</w:t>
+      </w:r>
+    </w:p>
+    <w:p>
+      <w:pPr>
+        <w:spacing w:after="60"/>
+      </w:pPr>
+      <w:r>
+        <w:rPr>
+          <w:sz w:val="21"/>
+        </w:rPr>
+        <w:t>$$</w:t>
+      </w:r>
+    </w:p>
+    <w:p>
+      <w:pPr>
+        <w:spacing w:after="60"/>
+      </w:pPr>
+      <w:r>
+        <w:rPr>
+          <w:sz w:val="21"/>
+        </w:rPr>
+        <w:t>其中：</w:t>
+      </w:r>
+    </w:p>
+    <w:p>
+      <w:pPr>
+        <w:pStyle w:val="ListBullet"/>
+        <w:spacing w:after="40"/>
+        <w:ind w:left="432"/>
+      </w:pPr>
+      <w:r>
+        <w:rPr>
+          <w:sz w:val="21"/>
+        </w:rPr>
+        <w:t>$P$：综合优先级得分（越高越优先处理）</w:t>
+      </w:r>
+    </w:p>
+    <w:p>
+      <w:pPr>
+        <w:pStyle w:val="ListBullet"/>
+        <w:spacing w:after="40"/>
+        <w:ind w:left="432"/>
+      </w:pPr>
+      <w:r>
+        <w:rPr>
+          <w:sz w:val="21"/>
+        </w:rPr>
+        <w:t>$G$：病害等级得分（当前病害的严重程度）</w:t>
+      </w:r>
+    </w:p>
+    <w:p>
+      <w:pPr>
+        <w:pStyle w:val="ListBullet"/>
+        <w:spacing w:after="40"/>
+        <w:ind w:left="432"/>
+      </w:pPr>
+      <w:r>
+        <w:rPr>
+          <w:sz w:val="21"/>
+        </w:rPr>
+        <w:t>$T$：劣化趋势得分（病害发展速度，越恶化越优先）</w:t>
+      </w:r>
+    </w:p>
+    <w:p>
+      <w:pPr>
+        <w:pStyle w:val="ListBullet"/>
+        <w:spacing w:after="40"/>
+        <w:ind w:left="432"/>
+      </w:pPr>
+      <w:r>
+        <w:rPr>
+          <w:sz w:val="21"/>
+        </w:rPr>
+        <w:t>$L$：线路重要度（重载/弯道/桥隧等优先）</w:t>
+      </w:r>
+    </w:p>
+    <w:p>
+      <w:pPr>
+        <w:pStyle w:val="ListBullet"/>
+        <w:spacing w:after="40"/>
+        <w:ind w:left="432"/>
+      </w:pPr>
+      <w:r>
+        <w:rPr>
+          <w:sz w:val="21"/>
+        </w:rPr>
+        <w:t>$E$：环境因子（气候/季节等因素对病害的影响）</w:t>
+      </w:r>
+    </w:p>
+    <w:p>
+      <w:pPr>
+        <w:pStyle w:val="ListBullet"/>
+        <w:spacing w:after="40"/>
+        <w:ind w:left="432"/>
+      </w:pPr>
+      <w:r>
+        <w:rPr>
+          <w:sz w:val="21"/>
+        </w:rPr>
+        <w:t>$\alpha, \beta, \gamma, \delta$：各因子权重，且 $\alpha+\beta+\gamma+\delta=1$</w:t>
+      </w:r>
+    </w:p>
+    <w:p>
+      <w:pPr>
+        <w:spacing w:after="60"/>
+      </w:pPr>
+      <w:r>
+        <w:rPr>
+          <w:sz w:val="21"/>
+        </w:rPr>
+        <w:t>**各因子详细定义：**</w:t>
+      </w:r>
+    </w:p>
+    <w:p>
+      <w:pPr>
+        <w:spacing w:after="60"/>
+      </w:pPr>
+      <w:r>
+        <w:rPr>
+          <w:sz w:val="21"/>
+        </w:rPr>
+        <w:t>**病害等级得分 $G$：**</w:t>
       </w:r>
     </w:p>
     <w:tbl>
@@ -121,7 +675,7 @@
               <w:rPr>
                 <w:sz w:val="20"/>
               </w:rPr>
-              <w:t>优先级</w:t>
+              <w:t>$G$ 得分</w:t>
             </w:r>
           </w:p>
         </w:tc>
@@ -149,7 +703,7 @@
               <w:rPr>
                 <w:sz w:val="20"/>
               </w:rPr>
-              <w:t>P0 — 立即处理</w:t>
+              <w:t>100</w:t>
             </w:r>
           </w:p>
         </w:tc>
@@ -177,7 +731,7 @@
               <w:rPr>
                 <w:sz w:val="20"/>
               </w:rPr>
-              <w:t>P1 — 纳入计划养护</w:t>
+              <w:t>60</w:t>
             </w:r>
           </w:p>
         </w:tc>
@@ -205,7 +759,7 @@
               <w:rPr>
                 <w:sz w:val="20"/>
               </w:rPr>
-              <w:t>P2 — 重点跟踪观察</w:t>
+              <w:t>20</w:t>
             </w:r>
           </w:p>
         </w:tc>
@@ -220,48 +774,189 @@
         <w:rPr>
           <w:sz w:val="21"/>
         </w:rPr>
-        <w:t>**同等级优先排序规则：**</w:t>
+        <w:t>**劣化趋势得分 $T$（本次 vs 上次检测结果变化）：**</w:t>
       </w:r>
     </w:p>
-    <w:p>
-      <w:pPr>
-        <w:pStyle w:val="ListBullet"/>
-        <w:spacing w:after="40"/>
-        <w:ind w:left="432"/>
-      </w:pPr>
-      <w:r>
-        <w:rPr>
-          <w:sz w:val="21"/>
-        </w:rPr>
-        <w:t>趋势恶化区段 &gt; 稳定区段</w:t>
-      </w:r>
-    </w:p>
-    <w:p>
-      <w:pPr>
-        <w:pStyle w:val="ListBullet"/>
-        <w:spacing w:after="40"/>
-        <w:ind w:left="432"/>
-      </w:pPr>
-      <w:r>
-        <w:rPr>
-          <w:sz w:val="21"/>
-        </w:rPr>
-        <w:t>历史高发区段 &gt; 偶发区段</w:t>
-      </w:r>
-    </w:p>
-    <w:p>
-      <w:pPr>
-        <w:pStyle w:val="ListBullet"/>
-        <w:spacing w:after="40"/>
-        <w:ind w:left="432"/>
-      </w:pPr>
-      <w:r>
-        <w:rPr>
-          <w:sz w:val="21"/>
-        </w:rPr>
-        <w:t>重点线路（重载/弯道/桥隧）优先</w:t>
-      </w:r>
-    </w:p>
+    <w:tbl>
+      <w:tblPr>
+        <w:tblStyle w:val="TableGrid"/>
+        <w:tblW w:type="auto" w:w="0"/>
+        <w:tblLook w:firstColumn="1" w:firstRow="1" w:lastColumn="0" w:lastRow="0" w:noHBand="0" w:noVBand="1" w:val="04A0"/>
+      </w:tblPr>
+      <w:tblGrid>
+        <w:gridCol w:w="4392"/>
+        <w:gridCol w:w="4392"/>
+      </w:tblGrid>
+      <w:tr>
+        <w:tc>
+          <w:tcPr>
+            <w:tcW w:type="dxa" w:w="4392"/>
+          </w:tcPr>
+          <w:p>
+            <w:r>
+              <w:rPr>
+                <w:sz w:val="20"/>
+              </w:rPr>
+              <w:t>趋势变化</w:t>
+            </w:r>
+          </w:p>
+        </w:tc>
+        <w:tc>
+          <w:tcPr>
+            <w:tcW w:type="dxa" w:w="4392"/>
+          </w:tcPr>
+          <w:p>
+            <w:r>
+              <w:rPr>
+                <w:sz w:val="20"/>
+              </w:rPr>
+              <w:t>$T$ 得分</w:t>
+            </w:r>
+          </w:p>
+        </w:tc>
+      </w:tr>
+      <w:tr>
+        <w:tc>
+          <w:tcPr>
+            <w:tcW w:type="dxa" w:w="4392"/>
+          </w:tcPr>
+          <w:p>
+            <w:r>
+              <w:rPr>
+                <w:sz w:val="20"/>
+              </w:rPr>
+              <w:t>缺陷数量大幅增加（&gt;50%）</w:t>
+            </w:r>
+          </w:p>
+        </w:tc>
+        <w:tc>
+          <w:tcPr>
+            <w:tcW w:type="dxa" w:w="4392"/>
+          </w:tcPr>
+          <w:p>
+            <w:r>
+              <w:rPr>
+                <w:sz w:val="20"/>
+              </w:rPr>
+              <w:t>100</w:t>
+            </w:r>
+          </w:p>
+        </w:tc>
+      </w:tr>
+      <w:tr>
+        <w:tc>
+          <w:tcPr>
+            <w:tcW w:type="dxa" w:w="4392"/>
+          </w:tcPr>
+          <w:p>
+            <w:r>
+              <w:rPr>
+                <w:sz w:val="20"/>
+              </w:rPr>
+              <w:t>缺陷数量增加（20%~50%）</w:t>
+            </w:r>
+          </w:p>
+        </w:tc>
+        <w:tc>
+          <w:tcPr>
+            <w:tcW w:type="dxa" w:w="4392"/>
+          </w:tcPr>
+          <w:p>
+            <w:r>
+              <w:rPr>
+                <w:sz w:val="20"/>
+              </w:rPr>
+              <w:t>60</w:t>
+            </w:r>
+          </w:p>
+        </w:tc>
+      </w:tr>
+      <w:tr>
+        <w:tc>
+          <w:tcPr>
+            <w:tcW w:type="dxa" w:w="4392"/>
+          </w:tcPr>
+          <w:p>
+            <w:r>
+              <w:rPr>
+                <w:sz w:val="20"/>
+              </w:rPr>
+              <w:t>缺陷数量基本持平（±20%）</w:t>
+            </w:r>
+          </w:p>
+        </w:tc>
+        <w:tc>
+          <w:tcPr>
+            <w:tcW w:type="dxa" w:w="4392"/>
+          </w:tcPr>
+          <w:p>
+            <w:r>
+              <w:rPr>
+                <w:sz w:val="20"/>
+              </w:rPr>
+              <w:t>30</w:t>
+            </w:r>
+          </w:p>
+        </w:tc>
+      </w:tr>
+      <w:tr>
+        <w:tc>
+          <w:tcPr>
+            <w:tcW w:type="dxa" w:w="4392"/>
+          </w:tcPr>
+          <w:p>
+            <w:r>
+              <w:rPr>
+                <w:sz w:val="20"/>
+              </w:rPr>
+              <w:t>缺陷数量减少</w:t>
+            </w:r>
+          </w:p>
+        </w:tc>
+        <w:tc>
+          <w:tcPr>
+            <w:tcW w:type="dxa" w:w="4392"/>
+          </w:tcPr>
+          <w:p>
+            <w:r>
+              <w:rPr>
+                <w:sz w:val="20"/>
+              </w:rPr>
+              <w:t>10</w:t>
+            </w:r>
+          </w:p>
+        </w:tc>
+      </w:tr>
+      <w:tr>
+        <w:tc>
+          <w:tcPr>
+            <w:tcW w:type="dxa" w:w="4392"/>
+          </w:tcPr>
+          <w:p>
+            <w:r>
+              <w:rPr>
+                <w:sz w:val="20"/>
+              </w:rPr>
+              <w:t>无历史数据（首次检测）</w:t>
+            </w:r>
+          </w:p>
+        </w:tc>
+        <w:tc>
+          <w:tcPr>
+            <w:tcW w:type="dxa" w:w="4392"/>
+          </w:tcPr>
+          <w:p>
+            <w:r>
+              <w:rPr>
+                <w:sz w:val="20"/>
+              </w:rPr>
+              <w:t>40</w:t>
+            </w:r>
+          </w:p>
+        </w:tc>
+      </w:tr>
+    </w:tbl>
+    <w:p/>
     <w:p>
       <w:pPr>
         <w:spacing w:after="60"/>
@@ -270,7 +965,697 @@
         <w:rPr>
           <w:sz w:val="21"/>
         </w:rPr>
-        <w:t>**输出：** 自动生成"本周养护建议清单"，含：里程 + 位置 + 病害类型 + 等级 + 建议措施</w:t>
+        <w:t>**线路重要度 $L$：**</w:t>
+      </w:r>
+    </w:p>
+    <w:tbl>
+      <w:tblPr>
+        <w:tblStyle w:val="TableGrid"/>
+        <w:tblW w:type="auto" w:w="0"/>
+        <w:tblLook w:firstColumn="1" w:firstRow="1" w:lastColumn="0" w:lastRow="0" w:noHBand="0" w:noVBand="1" w:val="04A0"/>
+      </w:tblPr>
+      <w:tblGrid>
+        <w:gridCol w:w="4392"/>
+        <w:gridCol w:w="4392"/>
+      </w:tblGrid>
+      <w:tr>
+        <w:tc>
+          <w:tcPr>
+            <w:tcW w:type="dxa" w:w="4392"/>
+          </w:tcPr>
+          <w:p>
+            <w:r>
+              <w:rPr>
+                <w:sz w:val="20"/>
+              </w:rPr>
+              <w:t>线路类型</w:t>
+            </w:r>
+          </w:p>
+        </w:tc>
+        <w:tc>
+          <w:tcPr>
+            <w:tcW w:type="dxa" w:w="4392"/>
+          </w:tcPr>
+          <w:p>
+            <w:r>
+              <w:rPr>
+                <w:sz w:val="20"/>
+              </w:rPr>
+              <w:t>$L$ 得分</w:t>
+            </w:r>
+          </w:p>
+        </w:tc>
+      </w:tr>
+      <w:tr>
+        <w:tc>
+          <w:tcPr>
+            <w:tcW w:type="dxa" w:w="4392"/>
+          </w:tcPr>
+          <w:p>
+            <w:r>
+              <w:rPr>
+                <w:sz w:val="20"/>
+              </w:rPr>
+              <w:t>重载线路（轴重 &gt; 25t）</w:t>
+            </w:r>
+          </w:p>
+        </w:tc>
+        <w:tc>
+          <w:tcPr>
+            <w:tcW w:type="dxa" w:w="4392"/>
+          </w:tcPr>
+          <w:p>
+            <w:r>
+              <w:rPr>
+                <w:sz w:val="20"/>
+              </w:rPr>
+              <w:t>100</w:t>
+            </w:r>
+          </w:p>
+        </w:tc>
+      </w:tr>
+      <w:tr>
+        <w:tc>
+          <w:tcPr>
+            <w:tcW w:type="dxa" w:w="4392"/>
+          </w:tcPr>
+          <w:p>
+            <w:r>
+              <w:rPr>
+                <w:sz w:val="20"/>
+              </w:rPr>
+              <w:t>高速线路（设计时速 &gt; 250km/h）</w:t>
+            </w:r>
+          </w:p>
+        </w:tc>
+        <w:tc>
+          <w:tcPr>
+            <w:tcW w:type="dxa" w:w="4392"/>
+          </w:tcPr>
+          <w:p>
+            <w:r>
+              <w:rPr>
+                <w:sz w:val="20"/>
+              </w:rPr>
+              <w:t>90</w:t>
+            </w:r>
+          </w:p>
+        </w:tc>
+      </w:tr>
+      <w:tr>
+        <w:tc>
+          <w:tcPr>
+            <w:tcW w:type="dxa" w:w="4392"/>
+          </w:tcPr>
+          <w:p>
+            <w:r>
+              <w:rPr>
+                <w:sz w:val="20"/>
+              </w:rPr>
+              <w:t>桥隧连接段</w:t>
+            </w:r>
+          </w:p>
+        </w:tc>
+        <w:tc>
+          <w:tcPr>
+            <w:tcW w:type="dxa" w:w="4392"/>
+          </w:tcPr>
+          <w:p>
+            <w:r>
+              <w:rPr>
+                <w:sz w:val="20"/>
+              </w:rPr>
+              <w:t>80</w:t>
+            </w:r>
+          </w:p>
+        </w:tc>
+      </w:tr>
+      <w:tr>
+        <w:tc>
+          <w:tcPr>
+            <w:tcW w:type="dxa" w:w="4392"/>
+          </w:tcPr>
+          <w:p>
+            <w:r>
+              <w:rPr>
+                <w:sz w:val="20"/>
+              </w:rPr>
+              <w:t>道岔区域</w:t>
+            </w:r>
+          </w:p>
+        </w:tc>
+        <w:tc>
+          <w:tcPr>
+            <w:tcW w:type="dxa" w:w="4392"/>
+          </w:tcPr>
+          <w:p>
+            <w:r>
+              <w:rPr>
+                <w:sz w:val="20"/>
+              </w:rPr>
+              <w:t>70</w:t>
+            </w:r>
+          </w:p>
+        </w:tc>
+      </w:tr>
+      <w:tr>
+        <w:tc>
+          <w:tcPr>
+            <w:tcW w:type="dxa" w:w="4392"/>
+          </w:tcPr>
+          <w:p>
+            <w:r>
+              <w:rPr>
+                <w:sz w:val="20"/>
+              </w:rPr>
+              <w:t>普通线路</w:t>
+            </w:r>
+          </w:p>
+        </w:tc>
+        <w:tc>
+          <w:tcPr>
+            <w:tcW w:type="dxa" w:w="4392"/>
+          </w:tcPr>
+          <w:p>
+            <w:r>
+              <w:rPr>
+                <w:sz w:val="20"/>
+              </w:rPr>
+              <w:t>50</w:t>
+            </w:r>
+          </w:p>
+        </w:tc>
+      </w:tr>
+    </w:tbl>
+    <w:p/>
+    <w:p>
+      <w:pPr>
+        <w:spacing w:after="60"/>
+      </w:pPr>
+      <w:r>
+        <w:rPr>
+          <w:sz w:val="21"/>
+        </w:rPr>
+        <w:t>**权重配置（默认值）：**</w:t>
+      </w:r>
+    </w:p>
+    <w:tbl>
+      <w:tblPr>
+        <w:tblStyle w:val="TableGrid"/>
+        <w:tblW w:type="auto" w:w="0"/>
+        <w:tblLook w:firstColumn="1" w:firstRow="1" w:lastColumn="0" w:lastRow="0" w:noHBand="0" w:noVBand="1" w:val="04A0"/>
+      </w:tblPr>
+      <w:tblGrid>
+        <w:gridCol w:w="2928"/>
+        <w:gridCol w:w="2928"/>
+        <w:gridCol w:w="2928"/>
+      </w:tblGrid>
+      <w:tr>
+        <w:tc>
+          <w:tcPr>
+            <w:tcW w:type="dxa" w:w="2928"/>
+          </w:tcPr>
+          <w:p>
+            <w:r>
+              <w:rPr>
+                <w:sz w:val="20"/>
+              </w:rPr>
+              <w:t>因子</w:t>
+            </w:r>
+          </w:p>
+        </w:tc>
+        <w:tc>
+          <w:tcPr>
+            <w:tcW w:type="dxa" w:w="2928"/>
+          </w:tcPr>
+          <w:p>
+            <w:r>
+              <w:rPr>
+                <w:sz w:val="20"/>
+              </w:rPr>
+              <w:t>默认权重</w:t>
+            </w:r>
+          </w:p>
+        </w:tc>
+        <w:tc>
+          <w:tcPr>
+            <w:tcW w:type="dxa" w:w="2928"/>
+          </w:tcPr>
+          <w:p>
+            <w:r>
+              <w:rPr>
+                <w:sz w:val="20"/>
+              </w:rPr>
+              <w:t>说明</w:t>
+            </w:r>
+          </w:p>
+        </w:tc>
+      </w:tr>
+      <w:tr>
+        <w:tc>
+          <w:tcPr>
+            <w:tcW w:type="dxa" w:w="2928"/>
+          </w:tcPr>
+          <w:p>
+            <w:r>
+              <w:rPr>
+                <w:sz w:val="20"/>
+              </w:rPr>
+              <w:t>$\alpha$（病害等级）</w:t>
+            </w:r>
+          </w:p>
+        </w:tc>
+        <w:tc>
+          <w:tcPr>
+            <w:tcW w:type="dxa" w:w="2928"/>
+          </w:tcPr>
+          <w:p>
+            <w:r>
+              <w:rPr>
+                <w:sz w:val="20"/>
+              </w:rPr>
+              <w:t>0.40</w:t>
+            </w:r>
+          </w:p>
+        </w:tc>
+        <w:tc>
+          <w:tcPr>
+            <w:tcW w:type="dxa" w:w="2928"/>
+          </w:tcPr>
+          <w:p>
+            <w:r>
+              <w:rPr>
+                <w:sz w:val="20"/>
+              </w:rPr>
+              <w:t>病害严重程度是最重要因素</w:t>
+            </w:r>
+          </w:p>
+        </w:tc>
+      </w:tr>
+      <w:tr>
+        <w:tc>
+          <w:tcPr>
+            <w:tcW w:type="dxa" w:w="2928"/>
+          </w:tcPr>
+          <w:p>
+            <w:r>
+              <w:rPr>
+                <w:sz w:val="20"/>
+              </w:rPr>
+              <w:t>$\beta$（劣化趋势）</w:t>
+            </w:r>
+          </w:p>
+        </w:tc>
+        <w:tc>
+          <w:tcPr>
+            <w:tcW w:type="dxa" w:w="2928"/>
+          </w:tcPr>
+          <w:p>
+            <w:r>
+              <w:rPr>
+                <w:sz w:val="20"/>
+              </w:rPr>
+              <w:t>0.30</w:t>
+            </w:r>
+          </w:p>
+        </w:tc>
+        <w:tc>
+          <w:tcPr>
+            <w:tcW w:type="dxa" w:w="2928"/>
+          </w:tcPr>
+          <w:p>
+            <w:r>
+              <w:rPr>
+                <w:sz w:val="20"/>
+              </w:rPr>
+              <w:t>劣化速度次之，快速恶化需优先处理</w:t>
+            </w:r>
+          </w:p>
+        </w:tc>
+      </w:tr>
+      <w:tr>
+        <w:tc>
+          <w:tcPr>
+            <w:tcW w:type="dxa" w:w="2928"/>
+          </w:tcPr>
+          <w:p>
+            <w:r>
+              <w:rPr>
+                <w:sz w:val="20"/>
+              </w:rPr>
+              <w:t>$\gamma$（线路重要度）</w:t>
+            </w:r>
+          </w:p>
+        </w:tc>
+        <w:tc>
+          <w:tcPr>
+            <w:tcW w:type="dxa" w:w="2928"/>
+          </w:tcPr>
+          <w:p>
+            <w:r>
+              <w:rPr>
+                <w:sz w:val="20"/>
+              </w:rPr>
+              <w:t>0.20</w:t>
+            </w:r>
+          </w:p>
+        </w:tc>
+        <w:tc>
+          <w:tcPr>
+            <w:tcW w:type="dxa" w:w="2928"/>
+          </w:tcPr>
+          <w:p>
+            <w:r>
+              <w:rPr>
+                <w:sz w:val="20"/>
+              </w:rPr>
+              <w:t>重要线路优先保障</w:t>
+            </w:r>
+          </w:p>
+        </w:tc>
+      </w:tr>
+      <w:tr>
+        <w:tc>
+          <w:tcPr>
+            <w:tcW w:type="dxa" w:w="2928"/>
+          </w:tcPr>
+          <w:p>
+            <w:r>
+              <w:rPr>
+                <w:sz w:val="20"/>
+              </w:rPr>
+              <w:t>$\delta$（环境因子）</w:t>
+            </w:r>
+          </w:p>
+        </w:tc>
+        <w:tc>
+          <w:tcPr>
+            <w:tcW w:type="dxa" w:w="2928"/>
+          </w:tcPr>
+          <w:p>
+            <w:r>
+              <w:rPr>
+                <w:sz w:val="20"/>
+              </w:rPr>
+              <w:t>0.10</w:t>
+            </w:r>
+          </w:p>
+        </w:tc>
+        <w:tc>
+          <w:tcPr>
+            <w:tcW w:type="dxa" w:w="2928"/>
+          </w:tcPr>
+          <w:p>
+            <w:r>
+              <w:rPr>
+                <w:sz w:val="20"/>
+              </w:rPr>
+              <w:t>辅助调节</w:t>
+            </w:r>
+          </w:p>
+        </w:tc>
+      </w:tr>
+    </w:tbl>
+    <w:p/>
+    <w:p>
+      <w:pPr>
+        <w:spacing w:after="60"/>
+      </w:pPr>
+      <w:r>
+        <w:rPr>
+          <w:sz w:val="21"/>
+        </w:rPr>
+        <w:t>**优先级分档：**</w:t>
+      </w:r>
+    </w:p>
+    <w:tbl>
+      <w:tblPr>
+        <w:tblStyle w:val="TableGrid"/>
+        <w:tblW w:type="auto" w:w="0"/>
+        <w:tblLook w:firstColumn="1" w:firstRow="1" w:lastColumn="0" w:lastRow="0" w:noHBand="0" w:noVBand="1" w:val="04A0"/>
+      </w:tblPr>
+      <w:tblGrid>
+        <w:gridCol w:w="2928"/>
+        <w:gridCol w:w="2928"/>
+        <w:gridCol w:w="2928"/>
+      </w:tblGrid>
+      <w:tr>
+        <w:tc>
+          <w:tcPr>
+            <w:tcW w:type="dxa" w:w="2928"/>
+          </w:tcPr>
+          <w:p>
+            <w:r>
+              <w:rPr>
+                <w:sz w:val="20"/>
+              </w:rPr>
+              <w:t>优先级</w:t>
+            </w:r>
+          </w:p>
+        </w:tc>
+        <w:tc>
+          <w:tcPr>
+            <w:tcW w:type="dxa" w:w="2928"/>
+          </w:tcPr>
+          <w:p>
+            <w:r>
+              <w:rPr>
+                <w:sz w:val="20"/>
+              </w:rPr>
+              <w:t>$P$ 得分</w:t>
+            </w:r>
+          </w:p>
+        </w:tc>
+        <w:tc>
+          <w:tcPr>
+            <w:tcW w:type="dxa" w:w="2928"/>
+          </w:tcPr>
+          <w:p>
+            <w:r>
+              <w:rPr>
+                <w:sz w:val="20"/>
+              </w:rPr>
+              <w:t>养护行动</w:t>
+            </w:r>
+          </w:p>
+        </w:tc>
+      </w:tr>
+      <w:tr>
+        <w:tc>
+          <w:tcPr>
+            <w:tcW w:type="dxa" w:w="2928"/>
+          </w:tcPr>
+          <w:p>
+            <w:r>
+              <w:rPr>
+                <w:sz w:val="20"/>
+              </w:rPr>
+              <w:t>**P0 — 立即处理**</w:t>
+            </w:r>
+          </w:p>
+        </w:tc>
+        <w:tc>
+          <w:tcPr>
+            <w:tcW w:type="dxa" w:w="2928"/>
+          </w:tcPr>
+          <w:p>
+            <w:r>
+              <w:rPr>
+                <w:sz w:val="20"/>
+              </w:rPr>
+              <w:t>80~100</w:t>
+            </w:r>
+          </w:p>
+        </w:tc>
+        <w:tc>
+          <w:tcPr>
+            <w:tcW w:type="dxa" w:w="2928"/>
+          </w:tcPr>
+          <w:p>
+            <w:r>
+              <w:rPr>
+                <w:sz w:val="20"/>
+              </w:rPr>
+              <w:t>24小时内处置，启动应急养护</w:t>
+            </w:r>
+          </w:p>
+        </w:tc>
+      </w:tr>
+      <w:tr>
+        <w:tc>
+          <w:tcPr>
+            <w:tcW w:type="dxa" w:w="2928"/>
+          </w:tcPr>
+          <w:p>
+            <w:r>
+              <w:rPr>
+                <w:sz w:val="20"/>
+              </w:rPr>
+              <w:t>**P1 — 尽快计划**</w:t>
+            </w:r>
+          </w:p>
+        </w:tc>
+        <w:tc>
+          <w:tcPr>
+            <w:tcW w:type="dxa" w:w="2928"/>
+          </w:tcPr>
+          <w:p>
+            <w:r>
+              <w:rPr>
+                <w:sz w:val="20"/>
+              </w:rPr>
+              <w:t>60~79</w:t>
+            </w:r>
+          </w:p>
+        </w:tc>
+        <w:tc>
+          <w:tcPr>
+            <w:tcW w:type="dxa" w:w="2928"/>
+          </w:tcPr>
+          <w:p>
+            <w:r>
+              <w:rPr>
+                <w:sz w:val="20"/>
+              </w:rPr>
+              <w:t>纳入本周计划，3~7天内处置</w:t>
+            </w:r>
+          </w:p>
+        </w:tc>
+      </w:tr>
+      <w:tr>
+        <w:tc>
+          <w:tcPr>
+            <w:tcW w:type="dxa" w:w="2928"/>
+          </w:tcPr>
+          <w:p>
+            <w:r>
+              <w:rPr>
+                <w:sz w:val="20"/>
+              </w:rPr>
+              <w:t>**P2 — 重点关注**</w:t>
+            </w:r>
+          </w:p>
+        </w:tc>
+        <w:tc>
+          <w:tcPr>
+            <w:tcW w:type="dxa" w:w="2928"/>
+          </w:tcPr>
+          <w:p>
+            <w:r>
+              <w:rPr>
+                <w:sz w:val="20"/>
+              </w:rPr>
+              <w:t>40~59</w:t>
+            </w:r>
+          </w:p>
+        </w:tc>
+        <w:tc>
+          <w:tcPr>
+            <w:tcW w:type="dxa" w:w="2928"/>
+          </w:tcPr>
+          <w:p>
+            <w:r>
+              <w:rPr>
+                <w:sz w:val="20"/>
+              </w:rPr>
+              <w:t>纳入本月计划，安排养护资源</w:t>
+            </w:r>
+          </w:p>
+        </w:tc>
+      </w:tr>
+      <w:tr>
+        <w:tc>
+          <w:tcPr>
+            <w:tcW w:type="dxa" w:w="2928"/>
+          </w:tcPr>
+          <w:p>
+            <w:r>
+              <w:rPr>
+                <w:sz w:val="20"/>
+              </w:rPr>
+              <w:t>**P3 — 持续观察**</w:t>
+            </w:r>
+          </w:p>
+        </w:tc>
+        <w:tc>
+          <w:tcPr>
+            <w:tcW w:type="dxa" w:w="2928"/>
+          </w:tcPr>
+          <w:p>
+            <w:r>
+              <w:rPr>
+                <w:sz w:val="20"/>
+              </w:rPr>
+              <w:t>20~39</w:t>
+            </w:r>
+          </w:p>
+        </w:tc>
+        <w:tc>
+          <w:tcPr>
+            <w:tcW w:type="dxa" w:w="2928"/>
+          </w:tcPr>
+          <w:p>
+            <w:r>
+              <w:rPr>
+                <w:sz w:val="20"/>
+              </w:rPr>
+              <w:t>缩短巡检周期，持续跟踪</w:t>
+            </w:r>
+          </w:p>
+        </w:tc>
+      </w:tr>
+      <w:tr>
+        <w:tc>
+          <w:tcPr>
+            <w:tcW w:type="dxa" w:w="2928"/>
+          </w:tcPr>
+          <w:p>
+            <w:r>
+              <w:rPr>
+                <w:sz w:val="20"/>
+              </w:rPr>
+              <w:t>**P4 — 正常维护**</w:t>
+            </w:r>
+          </w:p>
+        </w:tc>
+        <w:tc>
+          <w:tcPr>
+            <w:tcW w:type="dxa" w:w="2928"/>
+          </w:tcPr>
+          <w:p>
+            <w:r>
+              <w:rPr>
+                <w:sz w:val="20"/>
+              </w:rPr>
+              <w:t>0~19</w:t>
+            </w:r>
+          </w:p>
+        </w:tc>
+        <w:tc>
+          <w:tcPr>
+            <w:tcW w:type="dxa" w:w="2928"/>
+          </w:tcPr>
+          <w:p>
+            <w:r>
+              <w:rPr>
+                <w:sz w:val="20"/>
+              </w:rPr>
+              <w:t>纳入例行养护计划</w:t>
+            </w:r>
+          </w:p>
+        </w:tc>
+      </w:tr>
+    </w:tbl>
+    <w:p/>
+    <w:p>
+      <w:pPr>
+        <w:spacing w:after="60"/>
+      </w:pPr>
+      <w:r>
+        <w:rPr>
+          <w:sz w:val="21"/>
+        </w:rPr>
+        <w:t>**输出：** 自动生成"本周养护建议清单"，每条建议包含：里程区段 + 病害类型 + 等级 + 综合得分 + 建议措施 + 预估工时</w:t>
       </w:r>
     </w:p>
     <w:p>
@@ -294,7 +1679,29 @@
         <w:rPr>
           <w:sz w:val="21"/>
         </w:rPr>
-        <w:t>每项养护建议均附带完整依据：</w:t>
+        <w:t>本系统的每一项养护建议，均附带完整的决策依据，让用户真正理解"AI 为什么建议修这里"：</w:t>
+      </w:r>
+    </w:p>
+    <w:p>
+      <w:pPr>
+        <w:spacing w:after="60"/>
+      </w:pPr>
+      <w:r>
+        <w:rPr>
+          <w:sz w:val="21"/>
+        </w:rPr>
+        <w:t>**决策依据包含以下四个维度：**</w:t>
+      </w:r>
+    </w:p>
+    <w:p>
+      <w:pPr>
+        <w:spacing w:after="60"/>
+      </w:pPr>
+      <w:r>
+        <w:rPr>
+          <w:sz w:val="21"/>
+        </w:rPr>
+        <w:t>**1. 病害定位**</w:t>
       </w:r>
     </w:p>
     <w:p>
@@ -307,7 +1714,7 @@
         <w:rPr>
           <w:sz w:val="21"/>
         </w:rPr>
-        <w:t>病害定位：里程区段 + 精确位置</w:t>
+        <w:t>里程区段：KXXX+XXX ~ KXXX+XXX（精确到米）</w:t>
       </w:r>
     </w:p>
     <w:p>
@@ -320,7 +1727,7 @@
         <w:rPr>
           <w:sz w:val="21"/>
         </w:rPr>
-        <w:t>判定依据：AI 识别结果 + 偏差数值 + 历史对比趋势</w:t>
+        <w:t>病害位置：左轨/右轨 + 轨面具体位置描述</w:t>
       </w:r>
     </w:p>
     <w:p>
@@ -333,7 +1740,18 @@
         <w:rPr>
           <w:sz w:val="21"/>
         </w:rPr>
-        <w:t>养护建议：对应的标准依据 + 推荐措施</w:t>
+        <w:t>病害数量：该区段本次检测到的各类缺陷数量</w:t>
+      </w:r>
+    </w:p>
+    <w:p>
+      <w:pPr>
+        <w:spacing w:after="60"/>
+      </w:pPr>
+      <w:r>
+        <w:rPr>
+          <w:sz w:val="21"/>
+        </w:rPr>
+        <w:t>**2. 判定依据**</w:t>
       </w:r>
     </w:p>
     <w:p>
@@ -346,7 +1764,208 @@
         <w:rPr>
           <w:sz w:val="21"/>
         </w:rPr>
-        <w:t>预估工时：基于病害类型和范围估算</w:t>
+        <w:t>AI 识别依据：用于判定的图像区域截图 + AI 置信度</w:t>
+      </w:r>
+    </w:p>
+    <w:p>
+      <w:pPr>
+        <w:pStyle w:val="ListBullet"/>
+        <w:spacing w:after="40"/>
+        <w:ind w:left="432"/>
+      </w:pPr>
+      <w:r>
+        <w:rPr>
+          <w:sz w:val="21"/>
+        </w:rPr>
+        <w:t>实测偏差数值：如磨耗量 X mm（标准值 Y mm，超限 Z mm）</w:t>
+      </w:r>
+    </w:p>
+    <w:p>
+      <w:pPr>
+        <w:pStyle w:val="ListBullet"/>
+        <w:spacing w:after="40"/>
+        <w:ind w:left="432"/>
+      </w:pPr>
+      <w:r>
+        <w:rPr>
+          <w:sz w:val="21"/>
+        </w:rPr>
+        <w:t>历史对比趋势：该区段近 3 次检测的缺陷数量变化曲线</w:t>
+      </w:r>
+    </w:p>
+    <w:p>
+      <w:pPr>
+        <w:pStyle w:val="ListBullet"/>
+        <w:spacing w:after="40"/>
+        <w:ind w:left="432"/>
+      </w:pPr>
+      <w:r>
+        <w:rPr>
+          <w:sz w:val="21"/>
+        </w:rPr>
+        <w:t>劣化速度：月均增加速率</w:t>
+      </w:r>
+    </w:p>
+    <w:p>
+      <w:pPr>
+        <w:spacing w:after="60"/>
+      </w:pPr>
+      <w:r>
+        <w:rPr>
+          <w:sz w:val="21"/>
+        </w:rPr>
+        <w:t>**3. 养护建议**</w:t>
+      </w:r>
+    </w:p>
+    <w:p>
+      <w:pPr>
+        <w:pStyle w:val="ListBullet"/>
+        <w:spacing w:after="40"/>
+        <w:ind w:left="432"/>
+      </w:pPr>
+      <w:r>
+        <w:rPr>
+          <w:sz w:val="21"/>
+        </w:rPr>
+        <w:t>标准依据：依据的养护规范（如《铁路线路维修规则》相关条款）</w:t>
+      </w:r>
+    </w:p>
+    <w:p>
+      <w:pPr>
+        <w:pStyle w:val="ListBullet"/>
+        <w:spacing w:after="40"/>
+        <w:ind w:left="432"/>
+      </w:pPr>
+      <w:r>
+        <w:rPr>
+          <w:sz w:val="21"/>
+        </w:rPr>
+        <w:t>推荐措施：具体的养护工艺建议（如"打磨/更换/紧固"）</w:t>
+      </w:r>
+    </w:p>
+    <w:p>
+      <w:pPr>
+        <w:pStyle w:val="ListBullet"/>
+        <w:spacing w:after="40"/>
+        <w:ind w:left="432"/>
+      </w:pPr>
+      <w:r>
+        <w:rPr>
+          <w:sz w:val="21"/>
+        </w:rPr>
+        <w:t>优先级说明：P几几分，为什么优先处理</w:t>
+      </w:r>
+    </w:p>
+    <w:p>
+      <w:pPr>
+        <w:spacing w:after="60"/>
+      </w:pPr>
+      <w:r>
+        <w:rPr>
+          <w:sz w:val="21"/>
+        </w:rPr>
+        <w:t>**4. 预估工时**</w:t>
+      </w:r>
+    </w:p>
+    <w:p>
+      <w:pPr>
+        <w:pStyle w:val="ListBullet"/>
+        <w:spacing w:after="40"/>
+        <w:ind w:left="432"/>
+      </w:pPr>
+      <w:r>
+        <w:rPr>
+          <w:sz w:val="21"/>
+        </w:rPr>
+        <w:t>基于病害类型和范围的工时估算</w:t>
+      </w:r>
+    </w:p>
+    <w:p>
+      <w:pPr>
+        <w:pStyle w:val="ListBullet"/>
+        <w:spacing w:after="40"/>
+        <w:ind w:left="432"/>
+      </w:pPr>
+      <w:r>
+        <w:rPr>
+          <w:sz w:val="21"/>
+        </w:rPr>
+        <w:t>所需材料清单（如有）</w:t>
+      </w:r>
+    </w:p>
+    <w:p>
+      <w:pPr>
+        <w:pStyle w:val="ListBullet"/>
+        <w:spacing w:after="40"/>
+        <w:ind w:left="432"/>
+      </w:pPr>
+      <w:r>
+        <w:rPr>
+          <w:sz w:val="21"/>
+        </w:rPr>
+        <w:t>影响行车的预计时间</w:t>
+      </w:r>
+    </w:p>
+    <w:p>
+      <w:pPr>
+        <w:spacing w:after="60"/>
+      </w:pPr>
+      <w:r>
+        <w:rPr>
+          <w:sz w:val="21"/>
+        </w:rPr>
+        <w:t>**决策透明度示例：**</w:t>
+      </w:r>
+    </w:p>
+    <w:p>
+      <w:pPr>
+        <w:spacing w:after="120"/>
+        <w:ind w:left="432"/>
+      </w:pPr>
+      <w:r>
+        <w:rPr>
+          <w:rFonts w:ascii="Courier New" w:hAnsi="Courier New"/>
+          <w:sz w:val="18"/>
+        </w:rPr>
+        <w:t>养护建议：K115+200 ~ K115+350 段钢轨裂纹</w:t>
+        <w:br/>
+        <w:br/>
+        <w:t>【病害定位】</w:t>
+        <w:br/>
+        <w:t>里程：K115+200 ~ K115+350（共计 150m）</w:t>
+        <w:br/>
+        <w:t>位置：左轨轨面内侧</w:t>
+        <w:br/>
+        <w:t>本次检测：发现 3 处裂纹，最长 28mm，最深处 2.1mm</w:t>
+        <w:br/>
+        <w:br/>
+        <w:t>【判定依据】</w:t>
+        <w:br/>
+        <w:t>AI 依据：图像分割区域置信度 96.3%，裂纹形态符合《铁路线路</w:t>
+        <w:br/>
+        <w:t xml:space="preserve">         维修规则》中"局部碎裂"特征</w:t>
+        <w:br/>
+        <w:t>偏差数值：实测深度 2.1mm（二级缺陷阈值 1.5mm），超限 0.6mm</w:t>
+        <w:br/>
+        <w:t>历史对比：该区段上次检测（3个月前）无裂纹记录</w:t>
+        <w:br/>
+        <w:t>劣化趋势：月均新增裂纹 1 处，劣化速度较快</w:t>
+        <w:br/>
+        <w:br/>
+        <w:t>【养护建议】</w:t>
+        <w:br/>
+        <w:t>标准依据：《铁路线路维修规则》第 6.2.3 条</w:t>
+        <w:br/>
+        <w:t>推荐措施：钢轨局部打磨或更换处理</w:t>
+        <w:br/>
+        <w:t>优先级：P1（综合得分 72分）</w:t>
+        <w:br/>
+        <w:br/>
+        <w:t>【预估工时】</w:t>
+        <w:br/>
+        <w:t>预计工时：4 小时（含天窗点）</w:t>
+        <w:br/>
+        <w:t>影响范围：限速 45km/h 通过</w:t>
       </w:r>
     </w:p>
     <w:p>
@@ -360,7 +1979,7 @@
           <w:color w:val="606060"/>
           <w:sz w:val="20"/>
         </w:rPr>
-        <w:t>用户可知晓"AI 为什么要建议现在修这里而不是别处"，决策过程全透明。</w:t>
+        <w:t>用户可知晓"AI 为什么要建议现在修这里而不是别处"，决策过程全透明。每一项建议均可溯源、可解释、可审核。</w:t>
       </w:r>
     </w:p>
     <w:p>
@@ -378,6 +1997,28 @@
     </w:p>
     <w:p>
       <w:pPr>
+        <w:spacing w:after="60"/>
+      </w:pPr>
+      <w:r>
+        <w:rPr>
+          <w:sz w:val="21"/>
+        </w:rPr>
+        <w:t>本系统建立了完整的养护效果量化验证机制，实现检测→养护→验证的闭环管理：</w:t>
+      </w:r>
+    </w:p>
+    <w:p>
+      <w:pPr>
+        <w:spacing w:after="60"/>
+      </w:pPr>
+      <w:r>
+        <w:rPr>
+          <w:sz w:val="21"/>
+        </w:rPr>
+        <w:t>**闭环流程：**</w:t>
+      </w:r>
+    </w:p>
+    <w:p>
+      <w:pPr>
         <w:spacing w:after="120"/>
         <w:ind w:left="432"/>
       </w:pPr>
@@ -391,6 +2032,1011 @@
         <w:t xml:space="preserve">                                      │</w:t>
         <w:br/>
         <w:t xml:space="preserve">                          效果达标 ←── └──→ 效果不达标→重新制定方案</w:t>
+      </w:r>
+    </w:p>
+    <w:p>
+      <w:pPr>
+        <w:spacing w:after="60"/>
+      </w:pPr>
+      <w:r>
+        <w:rPr>
+          <w:sz w:val="21"/>
+        </w:rPr>
+        <w:t>**量化验证指标：**</w:t>
+      </w:r>
+    </w:p>
+    <w:tbl>
+      <w:tblPr>
+        <w:tblStyle w:val="TableGrid"/>
+        <w:tblW w:type="auto" w:w="0"/>
+        <w:tblLook w:firstColumn="1" w:firstRow="1" w:lastColumn="0" w:lastRow="0" w:noHBand="0" w:noVBand="1" w:val="04A0"/>
+      </w:tblPr>
+      <w:tblGrid>
+        <w:gridCol w:w="2928"/>
+        <w:gridCol w:w="2928"/>
+        <w:gridCol w:w="2928"/>
+      </w:tblGrid>
+      <w:tr>
+        <w:tc>
+          <w:tcPr>
+            <w:tcW w:type="dxa" w:w="2928"/>
+          </w:tcPr>
+          <w:p>
+            <w:r>
+              <w:rPr>
+                <w:sz w:val="20"/>
+              </w:rPr>
+              <w:t>指标</w:t>
+            </w:r>
+          </w:p>
+        </w:tc>
+        <w:tc>
+          <w:tcPr>
+            <w:tcW w:type="dxa" w:w="2928"/>
+          </w:tcPr>
+          <w:p>
+            <w:r>
+              <w:rPr>
+                <w:sz w:val="20"/>
+              </w:rPr>
+              <w:t>计算方式</w:t>
+            </w:r>
+          </w:p>
+        </w:tc>
+        <w:tc>
+          <w:tcPr>
+            <w:tcW w:type="dxa" w:w="2928"/>
+          </w:tcPr>
+          <w:p>
+            <w:r>
+              <w:rPr>
+                <w:sz w:val="20"/>
+              </w:rPr>
+              <w:t>达标阈值</w:t>
+            </w:r>
+          </w:p>
+        </w:tc>
+      </w:tr>
+      <w:tr>
+        <w:tc>
+          <w:tcPr>
+            <w:tcW w:type="dxa" w:w="2928"/>
+          </w:tcPr>
+          <w:p>
+            <w:r>
+              <w:rPr>
+                <w:sz w:val="20"/>
+              </w:rPr>
+              <w:t>缺陷消除率</w:t>
+            </w:r>
+          </w:p>
+        </w:tc>
+        <w:tc>
+          <w:tcPr>
+            <w:tcW w:type="dxa" w:w="2928"/>
+          </w:tcPr>
+          <w:p>
+            <w:r>
+              <w:rPr>
+                <w:sz w:val="20"/>
+              </w:rPr>
+              <w:t>（养护前缺陷数 - 养护后缺陷数）/ 养护前缺陷数 × 100%</w:t>
+            </w:r>
+          </w:p>
+        </w:tc>
+        <w:tc>
+          <w:tcPr>
+            <w:tcW w:type="dxa" w:w="2928"/>
+          </w:tcPr>
+          <w:p>
+            <w:r>
+              <w:rPr>
+                <w:sz w:val="20"/>
+              </w:rPr>
+              <w:t>≥ 90%</w:t>
+            </w:r>
+          </w:p>
+        </w:tc>
+      </w:tr>
+      <w:tr>
+        <w:tc>
+          <w:tcPr>
+            <w:tcW w:type="dxa" w:w="2928"/>
+          </w:tcPr>
+          <w:p>
+            <w:r>
+              <w:rPr>
+                <w:sz w:val="20"/>
+              </w:rPr>
+              <w:t>缺陷复发率</w:t>
+            </w:r>
+          </w:p>
+        </w:tc>
+        <w:tc>
+          <w:tcPr>
+            <w:tcW w:type="dxa" w:w="2928"/>
+          </w:tcPr>
+          <w:p>
+            <w:r>
+              <w:rPr>
+                <w:sz w:val="20"/>
+              </w:rPr>
+              <w:t>养护后 3 个月内同位置再次出现同类型缺陷的比例</w:t>
+            </w:r>
+          </w:p>
+        </w:tc>
+        <w:tc>
+          <w:tcPr>
+            <w:tcW w:type="dxa" w:w="2928"/>
+          </w:tcPr>
+          <w:p>
+            <w:r>
+              <w:rPr>
+                <w:sz w:val="20"/>
+              </w:rPr>
+              <w:t>≤ 5%</w:t>
+            </w:r>
+          </w:p>
+        </w:tc>
+      </w:tr>
+      <w:tr>
+        <w:tc>
+          <w:tcPr>
+            <w:tcW w:type="dxa" w:w="2928"/>
+          </w:tcPr>
+          <w:p>
+            <w:r>
+              <w:rPr>
+                <w:sz w:val="20"/>
+              </w:rPr>
+              <w:t>养护响应时间</w:t>
+            </w:r>
+          </w:p>
+        </w:tc>
+        <w:tc>
+          <w:tcPr>
+            <w:tcW w:type="dxa" w:w="2928"/>
+          </w:tcPr>
+          <w:p>
+            <w:r>
+              <w:rPr>
+                <w:sz w:val="20"/>
+              </w:rPr>
+              <w:t>养护完成到系统记录的时间间隔</w:t>
+            </w:r>
+          </w:p>
+        </w:tc>
+        <w:tc>
+          <w:tcPr>
+            <w:tcW w:type="dxa" w:w="2928"/>
+          </w:tcPr>
+          <w:p>
+            <w:r>
+              <w:rPr>
+                <w:sz w:val="20"/>
+              </w:rPr>
+              <w:t>≤ 24h</w:t>
+            </w:r>
+          </w:p>
+        </w:tc>
+      </w:tr>
+      <w:tr>
+        <w:tc>
+          <w:tcPr>
+            <w:tcW w:type="dxa" w:w="2928"/>
+          </w:tcPr>
+          <w:p>
+            <w:r>
+              <w:rPr>
+                <w:sz w:val="20"/>
+              </w:rPr>
+              <w:t>评分提升值</w:t>
+            </w:r>
+          </w:p>
+        </w:tc>
+        <w:tc>
+          <w:tcPr>
+            <w:tcW w:type="dxa" w:w="2928"/>
+          </w:tcPr>
+          <w:p>
+            <w:r>
+              <w:rPr>
+                <w:sz w:val="20"/>
+              </w:rPr>
+              <w:t>养护后健康评分 - 养护前健康评分</w:t>
+            </w:r>
+          </w:p>
+        </w:tc>
+        <w:tc>
+          <w:tcPr>
+            <w:tcW w:type="dxa" w:w="2928"/>
+          </w:tcPr>
+          <w:p>
+            <w:r>
+              <w:rPr>
+                <w:sz w:val="20"/>
+              </w:rPr>
+              <w:t>≥ 15 分</w:t>
+            </w:r>
+          </w:p>
+        </w:tc>
+      </w:tr>
+    </w:tbl>
+    <w:p/>
+    <w:p>
+      <w:pPr>
+        <w:spacing w:after="60"/>
+      </w:pPr>
+      <w:r>
+        <w:rPr>
+          <w:sz w:val="21"/>
+        </w:rPr>
+        <w:t>**效果量化评分（0~100）：**</w:t>
+      </w:r>
+    </w:p>
+    <w:tbl>
+      <w:tblPr>
+        <w:tblStyle w:val="TableGrid"/>
+        <w:tblW w:type="auto" w:w="0"/>
+        <w:tblLook w:firstColumn="1" w:firstRow="1" w:lastColumn="0" w:lastRow="0" w:noHBand="0" w:noVBand="1" w:val="04A0"/>
+      </w:tblPr>
+      <w:tblGrid>
+        <w:gridCol w:w="2928"/>
+        <w:gridCol w:w="2928"/>
+        <w:gridCol w:w="2928"/>
+      </w:tblGrid>
+      <w:tr>
+        <w:tc>
+          <w:tcPr>
+            <w:tcW w:type="dxa" w:w="2928"/>
+          </w:tcPr>
+          <w:p>
+            <w:r>
+              <w:rPr>
+                <w:sz w:val="20"/>
+              </w:rPr>
+              <w:t>评分区间</w:t>
+            </w:r>
+          </w:p>
+        </w:tc>
+        <w:tc>
+          <w:tcPr>
+            <w:tcW w:type="dxa" w:w="2928"/>
+          </w:tcPr>
+          <w:p>
+            <w:r>
+              <w:rPr>
+                <w:sz w:val="20"/>
+              </w:rPr>
+              <w:t>效果等级</w:t>
+            </w:r>
+          </w:p>
+        </w:tc>
+        <w:tc>
+          <w:tcPr>
+            <w:tcW w:type="dxa" w:w="2928"/>
+          </w:tcPr>
+          <w:p>
+            <w:r>
+              <w:rPr>
+                <w:sz w:val="20"/>
+              </w:rPr>
+              <w:t>说明</w:t>
+            </w:r>
+          </w:p>
+        </w:tc>
+      </w:tr>
+      <w:tr>
+        <w:tc>
+          <w:tcPr>
+            <w:tcW w:type="dxa" w:w="2928"/>
+          </w:tcPr>
+          <w:p>
+            <w:r>
+              <w:rPr>
+                <w:sz w:val="20"/>
+              </w:rPr>
+              <w:t>90~100</w:t>
+            </w:r>
+          </w:p>
+        </w:tc>
+        <w:tc>
+          <w:tcPr>
+            <w:tcW w:type="dxa" w:w="2928"/>
+          </w:tcPr>
+          <w:p>
+            <w:r>
+              <w:rPr>
+                <w:sz w:val="20"/>
+              </w:rPr>
+              <w:t>优秀</w:t>
+            </w:r>
+          </w:p>
+        </w:tc>
+        <w:tc>
+          <w:tcPr>
+            <w:tcW w:type="dxa" w:w="2928"/>
+          </w:tcPr>
+          <w:p>
+            <w:r>
+              <w:rPr>
+                <w:sz w:val="20"/>
+              </w:rPr>
+              <w:t>缺陷完全消除或显著改善，养护措施精准有效</w:t>
+            </w:r>
+          </w:p>
+        </w:tc>
+      </w:tr>
+      <w:tr>
+        <w:tc>
+          <w:tcPr>
+            <w:tcW w:type="dxa" w:w="2928"/>
+          </w:tcPr>
+          <w:p>
+            <w:r>
+              <w:rPr>
+                <w:sz w:val="20"/>
+              </w:rPr>
+              <w:t>75~89</w:t>
+            </w:r>
+          </w:p>
+        </w:tc>
+        <w:tc>
+          <w:tcPr>
+            <w:tcW w:type="dxa" w:w="2928"/>
+          </w:tcPr>
+          <w:p>
+            <w:r>
+              <w:rPr>
+                <w:sz w:val="20"/>
+              </w:rPr>
+              <w:t>良好</w:t>
+            </w:r>
+          </w:p>
+        </w:tc>
+        <w:tc>
+          <w:tcPr>
+            <w:tcW w:type="dxa" w:w="2928"/>
+          </w:tcPr>
+          <w:p>
+            <w:r>
+              <w:rPr>
+                <w:sz w:val="20"/>
+              </w:rPr>
+              <w:t>缺陷大部分消除，偶有轻微复发</w:t>
+            </w:r>
+          </w:p>
+        </w:tc>
+      </w:tr>
+      <w:tr>
+        <w:tc>
+          <w:tcPr>
+            <w:tcW w:type="dxa" w:w="2928"/>
+          </w:tcPr>
+          <w:p>
+            <w:r>
+              <w:rPr>
+                <w:sz w:val="20"/>
+              </w:rPr>
+              <w:t>60~74</w:t>
+            </w:r>
+          </w:p>
+        </w:tc>
+        <w:tc>
+          <w:tcPr>
+            <w:tcW w:type="dxa" w:w="2928"/>
+          </w:tcPr>
+          <w:p>
+            <w:r>
+              <w:rPr>
+                <w:sz w:val="20"/>
+              </w:rPr>
+              <w:t>一般</w:t>
+            </w:r>
+          </w:p>
+        </w:tc>
+        <w:tc>
+          <w:tcPr>
+            <w:tcW w:type="dxa" w:w="2928"/>
+          </w:tcPr>
+          <w:p>
+            <w:r>
+              <w:rPr>
+                <w:sz w:val="20"/>
+              </w:rPr>
+              <w:t>缺陷有所减少但未达预期，需加强跟踪</w:t>
+            </w:r>
+          </w:p>
+        </w:tc>
+      </w:tr>
+      <w:tr>
+        <w:tc>
+          <w:tcPr>
+            <w:tcW w:type="dxa" w:w="2928"/>
+          </w:tcPr>
+          <w:p>
+            <w:r>
+              <w:rPr>
+                <w:sz w:val="20"/>
+              </w:rPr>
+              <w:t>40~59</w:t>
+            </w:r>
+          </w:p>
+        </w:tc>
+        <w:tc>
+          <w:tcPr>
+            <w:tcW w:type="dxa" w:w="2928"/>
+          </w:tcPr>
+          <w:p>
+            <w:r>
+              <w:rPr>
+                <w:sz w:val="20"/>
+              </w:rPr>
+              <w:t>较差</w:t>
+            </w:r>
+          </w:p>
+        </w:tc>
+        <w:tc>
+          <w:tcPr>
+            <w:tcW w:type="dxa" w:w="2928"/>
+          </w:tcPr>
+          <w:p>
+            <w:r>
+              <w:rPr>
+                <w:sz w:val="20"/>
+              </w:rPr>
+              <w:t>缺陷未明显减少或出现复发，需重新评估方案</w:t>
+            </w:r>
+          </w:p>
+        </w:tc>
+      </w:tr>
+      <w:tr>
+        <w:tc>
+          <w:tcPr>
+            <w:tcW w:type="dxa" w:w="2928"/>
+          </w:tcPr>
+          <w:p>
+            <w:r>
+              <w:rPr>
+                <w:sz w:val="20"/>
+              </w:rPr>
+              <w:t>0~39</w:t>
+            </w:r>
+          </w:p>
+        </w:tc>
+        <w:tc>
+          <w:tcPr>
+            <w:tcW w:type="dxa" w:w="2928"/>
+          </w:tcPr>
+          <w:p>
+            <w:r>
+              <w:rPr>
+                <w:sz w:val="20"/>
+              </w:rPr>
+              <w:t>失效</w:t>
+            </w:r>
+          </w:p>
+        </w:tc>
+        <w:tc>
+          <w:tcPr>
+            <w:tcW w:type="dxa" w:w="2928"/>
+          </w:tcPr>
+          <w:p>
+            <w:r>
+              <w:rPr>
+                <w:sz w:val="20"/>
+              </w:rPr>
+              <w:t>缺陷数量不降反升，养护方案需彻底重新制定</w:t>
+            </w:r>
+          </w:p>
+        </w:tc>
+      </w:tr>
+    </w:tbl>
+    <w:p/>
+    <w:p>
+      <w:pPr>
+        <w:spacing w:after="60"/>
+      </w:pPr>
+      <w:r>
+        <w:rPr>
+          <w:sz w:val="21"/>
+        </w:rPr>
+        <w:t>**闭环管理意义：**</w:t>
+      </w:r>
+    </w:p>
+    <w:p>
+      <w:pPr>
+        <w:pStyle w:val="ListBullet"/>
+        <w:spacing w:after="40"/>
+        <w:ind w:left="432"/>
+      </w:pPr>
+      <w:r>
+        <w:rPr>
+          <w:sz w:val="21"/>
+        </w:rPr>
+        <w:t>打通了"检测→养护→验证"全链路，数据不断层</w:t>
+      </w:r>
+    </w:p>
+    <w:p>
+      <w:pPr>
+        <w:pStyle w:val="ListBullet"/>
+        <w:spacing w:after="40"/>
+        <w:ind w:left="432"/>
+      </w:pPr>
+      <w:r>
+        <w:rPr>
+          <w:sz w:val="21"/>
+        </w:rPr>
+        <w:t>量化效果让养护质量可评价、可考核</w:t>
+      </w:r>
+    </w:p>
+    <w:p>
+      <w:pPr>
+        <w:pStyle w:val="ListBullet"/>
+        <w:spacing w:after="40"/>
+        <w:ind w:left="432"/>
+      </w:pPr>
+      <w:r>
+        <w:rPr>
+          <w:sz w:val="21"/>
+        </w:rPr>
+        <w:t>复发数据反馈至 AI 模型，持续优化养护建议精度</w:t>
+      </w:r>
+    </w:p>
+    <w:p>
+      <w:pPr>
+        <w:spacing w:after="60"/>
+      </w:pPr>
+      <w:r>
+        <w:rPr>
+          <w:b/>
+          <w:color w:val="1F497D"/>
+          <w:sz w:val="26"/>
+        </w:rPr>
+        <w:t>五、养护计划自动生成与执行跟踪</w:t>
+      </w:r>
+    </w:p>
+    <w:p>
+      <w:pPr>
+        <w:spacing w:after="60"/>
+      </w:pPr>
+      <w:r>
+        <w:rPr>
+          <w:sz w:val="21"/>
+        </w:rPr>
+        <w:t>**计划自动生成逻辑：**</w:t>
+      </w:r>
+    </w:p>
+    <w:tbl>
+      <w:tblPr>
+        <w:tblStyle w:val="TableGrid"/>
+        <w:tblW w:type="auto" w:w="0"/>
+        <w:tblLook w:firstColumn="1" w:firstRow="1" w:lastColumn="0" w:lastRow="0" w:noHBand="0" w:noVBand="1" w:val="04A0"/>
+      </w:tblPr>
+      <w:tblGrid>
+        <w:gridCol w:w="4392"/>
+        <w:gridCol w:w="4392"/>
+      </w:tblGrid>
+      <w:tr>
+        <w:tc>
+          <w:tcPr>
+            <w:tcW w:type="dxa" w:w="4392"/>
+          </w:tcPr>
+          <w:p>
+            <w:r>
+              <w:rPr>
+                <w:sz w:val="20"/>
+              </w:rPr>
+              <w:t>输入</w:t>
+            </w:r>
+          </w:p>
+        </w:tc>
+        <w:tc>
+          <w:tcPr>
+            <w:tcW w:type="dxa" w:w="4392"/>
+          </w:tcPr>
+          <w:p>
+            <w:r>
+              <w:rPr>
+                <w:sz w:val="20"/>
+              </w:rPr>
+              <w:t>说明</w:t>
+            </w:r>
+          </w:p>
+        </w:tc>
+      </w:tr>
+      <w:tr>
+        <w:tc>
+          <w:tcPr>
+            <w:tcW w:type="dxa" w:w="4392"/>
+          </w:tcPr>
+          <w:p>
+            <w:r>
+              <w:rPr>
+                <w:sz w:val="20"/>
+              </w:rPr>
+              <w:t>优先级养护清单</w:t>
+            </w:r>
+          </w:p>
+        </w:tc>
+        <w:tc>
+          <w:tcPr>
+            <w:tcW w:type="dxa" w:w="4392"/>
+          </w:tcPr>
+          <w:p>
+            <w:r>
+              <w:rPr>
+                <w:sz w:val="20"/>
+              </w:rPr>
+              <w:t>系统按优先级排序的所有待养护区段</w:t>
+            </w:r>
+          </w:p>
+        </w:tc>
+      </w:tr>
+      <w:tr>
+        <w:tc>
+          <w:tcPr>
+            <w:tcW w:type="dxa" w:w="4392"/>
+          </w:tcPr>
+          <w:p>
+            <w:r>
+              <w:rPr>
+                <w:sz w:val="20"/>
+              </w:rPr>
+              <w:t>可用天窗点</w:t>
+            </w:r>
+          </w:p>
+        </w:tc>
+        <w:tc>
+          <w:tcPr>
+            <w:tcW w:type="dxa" w:w="4392"/>
+          </w:tcPr>
+          <w:p>
+            <w:r>
+              <w:rPr>
+                <w:sz w:val="20"/>
+              </w:rPr>
+              <w:t>线路天窗时间窗口（可接入工务系统数据）</w:t>
+            </w:r>
+          </w:p>
+        </w:tc>
+      </w:tr>
+      <w:tr>
+        <w:tc>
+          <w:tcPr>
+            <w:tcW w:type="dxa" w:w="4392"/>
+          </w:tcPr>
+          <w:p>
+            <w:r>
+              <w:rPr>
+                <w:sz w:val="20"/>
+              </w:rPr>
+              <w:t>养护工时估算</w:t>
+            </w:r>
+          </w:p>
+        </w:tc>
+        <w:tc>
+          <w:tcPr>
+            <w:tcW w:type="dxa" w:w="4392"/>
+          </w:tcPr>
+          <w:p>
+            <w:r>
+              <w:rPr>
+                <w:sz w:val="20"/>
+              </w:rPr>
+              <w:t>每项建议的标准工时</w:t>
+            </w:r>
+          </w:p>
+        </w:tc>
+      </w:tr>
+      <w:tr>
+        <w:tc>
+          <w:tcPr>
+            <w:tcW w:type="dxa" w:w="4392"/>
+          </w:tcPr>
+          <w:p>
+            <w:r>
+              <w:rPr>
+                <w:sz w:val="20"/>
+              </w:rPr>
+              <w:t>资源约束</w:t>
+            </w:r>
+          </w:p>
+        </w:tc>
+        <w:tc>
+          <w:tcPr>
+            <w:tcW w:type="dxa" w:w="4392"/>
+          </w:tcPr>
+          <w:p>
+            <w:r>
+              <w:rPr>
+                <w:sz w:val="20"/>
+              </w:rPr>
+              <w:t>可用养护人员和设备数量</w:t>
+            </w:r>
+          </w:p>
+        </w:tc>
+      </w:tr>
+    </w:tbl>
+    <w:p/>
+    <w:p>
+      <w:pPr>
+        <w:spacing w:after="60"/>
+      </w:pPr>
+      <w:r>
+        <w:rPr>
+          <w:sz w:val="21"/>
+        </w:rPr>
+        <w:t>**计划生成算法：**</w:t>
+      </w:r>
+    </w:p>
+    <w:p>
+      <w:pPr>
+        <w:pStyle w:val="ListBullet"/>
+        <w:spacing w:after="40"/>
+        <w:ind w:left="432"/>
+      </w:pPr>
+      <w:r>
+        <w:rPr>
+          <w:sz w:val="21"/>
+        </w:rPr>
+        <w:t>按优先级从高到低，优先将 P0/P1 排入最近可用天窗点</w:t>
+      </w:r>
+    </w:p>
+    <w:p>
+      <w:pPr>
+        <w:pStyle w:val="ListBullet"/>
+        <w:spacing w:after="40"/>
+        <w:ind w:left="432"/>
+      </w:pPr>
+      <w:r>
+        <w:rPr>
+          <w:sz w:val="21"/>
+        </w:rPr>
+        <w:t>在天窗点时间内尽量排满，减少天窗浪费</w:t>
+      </w:r>
+    </w:p>
+    <w:p>
+      <w:pPr>
+        <w:pStyle w:val="ListBullet"/>
+        <w:spacing w:after="40"/>
+        <w:ind w:left="432"/>
+      </w:pPr>
+      <w:r>
+        <w:rPr>
+          <w:sz w:val="21"/>
+        </w:rPr>
+        <w:t>冲突检测：同一区段时间窗重叠时，给出调整建议</w:t>
+      </w:r>
+    </w:p>
+    <w:p>
+      <w:pPr>
+        <w:spacing w:after="60"/>
+      </w:pPr>
+      <w:r>
+        <w:rPr>
+          <w:sz w:val="21"/>
+        </w:rPr>
+        <w:t>**执行跟踪：**</w:t>
+      </w:r>
+    </w:p>
+    <w:tbl>
+      <w:tblPr>
+        <w:tblStyle w:val="TableGrid"/>
+        <w:tblW w:type="auto" w:w="0"/>
+        <w:tblLook w:firstColumn="1" w:firstRow="1" w:lastColumn="0" w:lastRow="0" w:noHBand="0" w:noVBand="1" w:val="04A0"/>
+      </w:tblPr>
+      <w:tblGrid>
+        <w:gridCol w:w="4392"/>
+        <w:gridCol w:w="4392"/>
+      </w:tblGrid>
+      <w:tr>
+        <w:tc>
+          <w:tcPr>
+            <w:tcW w:type="dxa" w:w="4392"/>
+          </w:tcPr>
+          <w:p>
+            <w:r>
+              <w:rPr>
+                <w:sz w:val="20"/>
+              </w:rPr>
+              <w:t>状态</w:t>
+            </w:r>
+          </w:p>
+        </w:tc>
+        <w:tc>
+          <w:tcPr>
+            <w:tcW w:type="dxa" w:w="4392"/>
+          </w:tcPr>
+          <w:p>
+            <w:r>
+              <w:rPr>
+                <w:sz w:val="20"/>
+              </w:rPr>
+              <w:t>说明</w:t>
+            </w:r>
+          </w:p>
+        </w:tc>
+      </w:tr>
+      <w:tr>
+        <w:tc>
+          <w:tcPr>
+            <w:tcW w:type="dxa" w:w="4392"/>
+          </w:tcPr>
+          <w:p>
+            <w:r>
+              <w:rPr>
+                <w:sz w:val="20"/>
+              </w:rPr>
+              <w:t>待执行</w:t>
+            </w:r>
+          </w:p>
+        </w:tc>
+        <w:tc>
+          <w:tcPr>
+            <w:tcW w:type="dxa" w:w="4392"/>
+          </w:tcPr>
+          <w:p>
+            <w:r>
+              <w:rPr>
+                <w:sz w:val="20"/>
+              </w:rPr>
+              <w:t>已纳入计划，等待天窗点</w:t>
+            </w:r>
+          </w:p>
+        </w:tc>
+      </w:tr>
+      <w:tr>
+        <w:tc>
+          <w:tcPr>
+            <w:tcW w:type="dxa" w:w="4392"/>
+          </w:tcPr>
+          <w:p>
+            <w:r>
+              <w:rPr>
+                <w:sz w:val="20"/>
+              </w:rPr>
+              <w:t>执行中</w:t>
+            </w:r>
+          </w:p>
+        </w:tc>
+        <w:tc>
+          <w:tcPr>
+            <w:tcW w:type="dxa" w:w="4392"/>
+          </w:tcPr>
+          <w:p>
+            <w:r>
+              <w:rPr>
+                <w:sz w:val="20"/>
+              </w:rPr>
+              <w:t>当前正在养护作业</w:t>
+            </w:r>
+          </w:p>
+        </w:tc>
+      </w:tr>
+      <w:tr>
+        <w:tc>
+          <w:tcPr>
+            <w:tcW w:type="dxa" w:w="4392"/>
+          </w:tcPr>
+          <w:p>
+            <w:r>
+              <w:rPr>
+                <w:sz w:val="20"/>
+              </w:rPr>
+              <w:t>已完成</w:t>
+            </w:r>
+          </w:p>
+        </w:tc>
+        <w:tc>
+          <w:tcPr>
+            <w:tcW w:type="dxa" w:w="4392"/>
+          </w:tcPr>
+          <w:p>
+            <w:r>
+              <w:rPr>
+                <w:sz w:val="20"/>
+              </w:rPr>
+              <w:t>养护完成，数据已录入</w:t>
+            </w:r>
+          </w:p>
+        </w:tc>
+      </w:tr>
+      <w:tr>
+        <w:tc>
+          <w:tcPr>
+            <w:tcW w:type="dxa" w:w="4392"/>
+          </w:tcPr>
+          <w:p>
+            <w:r>
+              <w:rPr>
+                <w:sz w:val="20"/>
+              </w:rPr>
+              <w:t>验证中</w:t>
+            </w:r>
+          </w:p>
+        </w:tc>
+        <w:tc>
+          <w:tcPr>
+            <w:tcW w:type="dxa" w:w="4392"/>
+          </w:tcPr>
+          <w:p>
+            <w:r>
+              <w:rPr>
+                <w:sz w:val="20"/>
+              </w:rPr>
+              <w:t>等待下次检测验证效果</w:t>
+            </w:r>
+          </w:p>
+        </w:tc>
+      </w:tr>
+      <w:tr>
+        <w:tc>
+          <w:tcPr>
+            <w:tcW w:type="dxa" w:w="4392"/>
+          </w:tcPr>
+          <w:p>
+            <w:r>
+              <w:rPr>
+                <w:sz w:val="20"/>
+              </w:rPr>
+              <w:t>效果达标</w:t>
+            </w:r>
+          </w:p>
+        </w:tc>
+        <w:tc>
+          <w:tcPr>
+            <w:tcW w:type="dxa" w:w="4392"/>
+          </w:tcPr>
+          <w:p>
+            <w:r>
+              <w:rPr>
+                <w:sz w:val="20"/>
+              </w:rPr>
+              <w:t>二次检测确认效果达标</w:t>
+            </w:r>
+          </w:p>
+        </w:tc>
+      </w:tr>
+      <w:tr>
+        <w:tc>
+          <w:tcPr>
+            <w:tcW w:type="dxa" w:w="4392"/>
+          </w:tcPr>
+          <w:p>
+            <w:r>
+              <w:rPr>
+                <w:sz w:val="20"/>
+              </w:rPr>
+              <w:t>效果不达标</w:t>
+            </w:r>
+          </w:p>
+        </w:tc>
+        <w:tc>
+          <w:tcPr>
+            <w:tcW w:type="dxa" w:w="4392"/>
+          </w:tcPr>
+          <w:p>
+            <w:r>
+              <w:rPr>
+                <w:sz w:val="20"/>
+              </w:rPr>
+              <w:t>需重新制定养护方案</w:t>
+            </w:r>
+          </w:p>
+        </w:tc>
+      </w:tr>
+    </w:tbl>
+    <w:p/>
+    <w:p>
+      <w:pPr>
+        <w:spacing w:after="60"/>
+      </w:pPr>
+      <w:r>
+        <w:rPr>
+          <w:sz w:val="21"/>
+        </w:rPr>
+        <w:t>养护执行完成后，系统自动向相关人员推送完成通知，并将执行记录归档至历史数据库。</w:t>
       </w:r>
     </w:p>
     <w:sectPr>
